--- a/RAG/Forms/docx/Fixed/Mau_1.2_–_Quyet_dinh__ca_biet__quy_dinh_truc_tiep_1011143252_2605081624.docx
+++ b/RAG/Forms/docx/Fixed/Mau_1.2_–_Quyet_dinh__ca_biet__quy_dinh_truc_tiep_1011143252_2605081624.docx
@@ -99,7 +99,7 @@
                 <w:color w:val="000000"/>
                 <w:shd w:val="clear" w:color="auto" w:fill="auto"/>
               </w:rPr>
-              <w:pict w14:anchorId="36342F83">
+              <w:pict w14:anchorId="540B0BBE">
                 <v:line id="_x0000_s2052" alt="" style="position:absolute;left:0;text-align:left;z-index:2;mso-wrap-edited:f;mso-width-percent:0;mso-height-percent:0;mso-width-percent:0;mso-height-percent:0" from="47.05pt,.5pt" to="122.05pt,.5pt">
                   <w10:wrap side="right"/>
                 </v:line>
@@ -237,7 +237,7 @@
                 <w:color w:val="000000"/>
                 <w:shd w:val="clear" w:color="auto" w:fill="auto"/>
               </w:rPr>
-              <w:pict w14:anchorId="567D6B33">
+              <w:pict w14:anchorId="3C1F37E5">
                 <v:line id="_x0000_s2051" alt="" style="position:absolute;left:0;text-align:left;z-index:1;mso-wrap-edited:f;mso-width-percent:0;mso-height-percent:0;mso-width-percent:0;mso-height-percent:0" from="82.2pt,.85pt" to="241.95pt,.85pt">
                   <w10:wrap side="right"/>
                 </v:line>
@@ -426,7 +426,7 @@
           <w:noProof/>
           <w:color w:val="000000"/>
         </w:rPr>
-        <w:pict w14:anchorId="16EE690E">
+        <w:pict w14:anchorId="517311B0">
           <v:line id="_x0000_s2050" alt="" style="position:absolute;left:0;text-align:left;z-index:3;mso-wrap-edited:f;mso-width-percent:0;mso-height-percent:0;mso-width-percent:0;mso-height-percent:0" from="204pt,1.45pt" to="279pt,1.45pt">
             <w10:wrap side="right"/>
           </v:line>
@@ -447,7 +447,7 @@
           <w:sz w:val="28"/>
           <w:szCs w:val="28"/>
           <w:vertAlign w:val="superscript"/>
-          <w:lang w:eastAsia="vi-VN"/>
+          <w:lang w:val="vi-VN" w:eastAsia="vi-VN"/>
         </w:rPr>
       </w:pPr>
       <w:r>
@@ -458,22 +458,9 @@
           <w:color w:val="000000"/>
           <w:sz w:val="28"/>
           <w:szCs w:val="28"/>
-          <w:lang w:eastAsia="vi-VN"/>
+          <w:lang w:val="vi-VN" w:eastAsia="vi-VN"/>
         </w:rPr>
-        <w:t>THẨM QUYỀN BAN HÀNH</w:t>
-      </w:r>
-      <w:r>
-        <w:rPr>
-          <w:rStyle w:val="CharChar2"/>
-          <w:rFonts w:ascii="Times New Roman" w:hAnsi="Times New Roman"/>
-          <w:bCs/>
-          <w:color w:val="000000"/>
-          <w:sz w:val="28"/>
-          <w:szCs w:val="28"/>
-          <w:vertAlign w:val="superscript"/>
-          <w:lang w:eastAsia="vi-VN"/>
-        </w:rPr>
-        <w:t>6</w:t>
+        <w:t>{{THAM_QUYEN_BAN_HANH}}</w:t>
       </w:r>
     </w:p>
     <w:p>
@@ -1421,7 +1408,7 @@
         <w:noProof/>
         <w:sz w:val="20"/>
       </w:rPr>
-      <w:pict w14:anchorId="4ABB7EEA">
+      <w:pict w14:anchorId="3B9905BF">
         <v:group id="_x0000_s1025" alt="" style="position:absolute;margin-left:232pt;margin-top:-230.35pt;width:2.1pt;height:467.7pt;rotation:270;z-index:1" coordorigin="15224,629" coordsize="42,9439">
           <v:line id="_x0000_s1026" alt="" style="position:absolute" from="15224,629" to="15224,10068" strokeweight=".5pt"/>
           <v:line id="_x0000_s1027" alt="" style="position:absolute" from="15266,629" to="15266,10068" strokeweight=".5pt"/>
